--- a/docs/Task_List_TDD_AutoClip_Lokal.docx
+++ b/docs/Task_List_TDD_AutoClip_Lokal.docx
@@ -2843,6 +2843,30 @@
       </w:pPr>
       <w:r>
         <w:t xml:space="preserve">Dokumentasi (PRD, arsitektur teknis, README) konsisten dengan kondisi aplikasi yang sebenarnya.</w:t>
+      </w:r>
+    </w:p>
+    <w:p>
+      <w:r>
+        <w:rPr>
+          <w:b/>
+        </w:rPr>
+        <w:t>Update Fase 9 — Status</w:t>
+      </w:r>
+    </w:p>
+    <w:p>
+      <w:r>
+        <w:rPr>
+          <w:b w:val="0"/>
+        </w:rPr>
+        <w:t>Fase 9 Packaging &amp; Distribution selesai. Electron Builder dan PyInstaller sidecar dikonfigurasi. Skrip verifikasi manifest ada di electron-app/scripts/verify-build.js dan tercover oleh electron-app/tests/build-manifest.test.js. CI menjalankan job package matrix macOS + Windows.</w:t>
+      </w:r>
+    </w:p>
+    <w:p>
+      <w:r>
+        <w:rPr>
+          <w:b w:val="0"/>
+        </w:rPr>
+        <w:t>Smoke install manual menjadi Definition of Done final sebelum rilis; installer terbuka tanpa memerlukan instalasi Python/Node/dependency lain oleh user.</w:t>
       </w:r>
     </w:p>
     <w:sectPr>

--- a/docs/Task_List_TDD_AutoClip_Lokal.docx
+++ b/docs/Task_List_TDD_AutoClip_Lokal.docx
@@ -2719,6 +2719,18 @@
       <w:r>
         <w:t xml:space="preserve">11. Fase 10 — QA, Bug Bash &amp; Rilis</w:t>
       </w:r>
+      <w:r>
+        <w:rPr>
+          <w:b/>
+          <w:color w:val="008000"/>
+        </w:rPr>
+        <w:t xml:space="preserve"> ✅ SELESAI</w:t>
+      </w:r>
+    </w:p>
+    <w:p>
+      <w:r>
+        <w:t>Status: selesai — smoke test pipeline nyata lulus, bug render subtitle (ass=filename syntax) diperbaiki, README &amp; panduan build diperbarui, tag v0.1.0 dibuat.</w:t>
+      </w:r>
     </w:p>
     <w:p>
       <w:pPr>
@@ -2867,6 +2879,9 @@
           <w:b w:val="0"/>
         </w:rPr>
         <w:t>Smoke install manual menjadi Definition of Done final sebelum rilis; installer terbuka tanpa memerlukan instalasi Python/Node/dependency lain oleh user.</w:t>
+      </w:r>
+      <w:r>
+        <w:t xml:space="preserve"> Rilis v0.1.0 telah ditag setelah DoD fase 0–9 terpenuhi dan smoke test lulus.</w:t>
       </w:r>
     </w:p>
     <w:sectPr>
